--- a/Machine-Learning-Regression/Assignment/Regression Assignment.docx
+++ b/Machine-Learning-Regression/Assignment/Regression Assignment.docx
@@ -150,23 +150,7 @@
             <w:sz w:val="24"/>
             <w:szCs w:val="24"/>
           </w:rPr>
-          <w:t>https://raw.githubu</w:t>
-        </w:r>
-        <w:r>
-          <w:rPr>
-            <w:rStyle w:val="Hyperlink"/>
-            <w:sz w:val="24"/>
-            <w:szCs w:val="24"/>
-          </w:rPr>
-          <w:t>s</w:t>
-        </w:r>
-        <w:r>
-          <w:rPr>
-            <w:rStyle w:val="Hyperlink"/>
-            <w:sz w:val="24"/>
-            <w:szCs w:val="24"/>
-          </w:rPr>
-          <w:t>ercontent.com/RamishaRaniK/dataset/main/insurance_pre.csv</w:t>
+          <w:t>https://raw.githubusercontent.com/RamishaRaniK/dataset/main/insurance_pre.csv</w:t>
         </w:r>
       </w:hyperlink>
     </w:p>
@@ -1847,14 +1831,7 @@
                 <w:b/>
                 <w:bCs/>
               </w:rPr>
-              <w:t>C=1000</w:t>
-            </w:r>
-            <w:r>
-              <w:rPr>
-                <w:b/>
-                <w:bCs/>
-              </w:rPr>
-              <w:t>0</w:t>
+              <w:t>C=10000</w:t>
             </w:r>
           </w:p>
         </w:tc>
@@ -9867,6 +9844,73 @@
           <w:szCs w:val="24"/>
         </w:rPr>
       </w:pPr>
+    </w:p>
+    <w:p>
+      <w:pPr>
+        <w:rPr>
+          <w:b/>
+          <w:bCs/>
+          <w:sz w:val="28"/>
+          <w:szCs w:val="28"/>
+        </w:rPr>
+      </w:pPr>
+      <w:r>
+        <w:rPr>
+          <w:b/>
+          <w:bCs/>
+          <w:sz w:val="28"/>
+          <w:szCs w:val="28"/>
+        </w:rPr>
+        <w:t>Conclusion:</w:t>
+      </w:r>
+    </w:p>
+    <w:p>
+      <w:pPr>
+        <w:rPr>
+          <w:sz w:val="28"/>
+          <w:szCs w:val="28"/>
+        </w:rPr>
+      </w:pPr>
+      <w:r>
+        <w:rPr>
+          <w:sz w:val="28"/>
+          <w:szCs w:val="28"/>
+        </w:rPr>
+        <w:t xml:space="preserve">The best-performing model in the entire experiment was </w:t>
+      </w:r>
+      <w:proofErr w:type="spellStart"/>
+      <w:r>
+        <w:rPr>
+          <w:b/>
+          <w:bCs/>
+          <w:sz w:val="28"/>
+          <w:szCs w:val="28"/>
+        </w:rPr>
+        <w:t>GradientBoostingRegressor</w:t>
+      </w:r>
+      <w:proofErr w:type="spellEnd"/>
+      <w:r>
+        <w:rPr>
+          <w:sz w:val="28"/>
+          <w:szCs w:val="28"/>
+        </w:rPr>
+        <w:t xml:space="preserve">, achieving an impressive </w:t>
+      </w:r>
+      <w:r>
+        <w:rPr>
+          <w:sz w:val="28"/>
+          <w:szCs w:val="28"/>
+          <w:highlight w:val="yellow"/>
+        </w:rPr>
+        <w:t>R² score of 0.893</w:t>
+      </w:r>
+      <w:r>
+        <w:rPr>
+          <w:sz w:val="28"/>
+          <w:szCs w:val="28"/>
+        </w:rPr>
+        <w:t>.</w:t>
+      </w:r>
     </w:p>
     <w:sectPr>
       <w:pgSz w:w="11906" w:h="16838"/>
